--- a/estudos/lucas/O-Veredito-do-Rei_Lc18-9-14.docx
+++ b/estudos/lucas/O-Veredito-do-Rei_Lc18-9-14.docx
@@ -2655,13 +2655,51 @@
           <w:sz w:val="23"/>
           <w:szCs w:val="23"/>
         </w:rPr>
+        <w:t xml:space="preserve">Paulo usa esse mesmo verbo numa frase que desmonta o "só Deus pode me julgar" do mundo: "Mas a mim pouco importa ser julgado por vocês ou por um tribunal humano; nem eu julgo a mim mesmo. Porque a consciência não me acusa de nada. Mas nem por isso me dou por justificado, pois quem me julga é o Senhor" (1Co 4.3-4).</w:t>
+      </w:r>
+      <w:r>
+        <w:rPr>
+          <w:rStyle w:val="FootnoteReference"/>
+        </w:rPr>
+        <w:footnoteReference w:id="24"/>
+      </w:r>
+      <w:r>
+        <w:rPr>
+          <w:rFonts w:ascii="Cambria" w:cs="Cambria" w:eastAsia="Cambria" w:hAnsi="Cambria"/>
+          <w:b w:val="false"/>
+          <w:bCs w:val="false"/>
+          <w:i w:val="false"/>
+          <w:iCs w:val="false"/>
+          <w:color w:val="2B2B33"/>
+          <w:sz w:val="23"/>
+          <w:szCs w:val="23"/>
+        </w:rPr>
+        <w:t xml:space="preserve"> Essa é a versão verdadeira da frase. Na boca do mundo, ela é fuga. Na boca de Paulo, é descanso. O fariseu dá a si mesmo o veredito. Paulo se recusa a dar, mesmo de consciência limpa. O publicano recebe o veredito de Deus. E quem recebeu o veredito de Deus pode fechar o tribunal que vive aberto dentro de si, onde passava os dias se condenando ou se absolvendo.</w:t>
+      </w:r>
+    </w:p>
+    <w:p>
+      <w:pPr>
+        <w:spacing w:after="150" w:before="0" w:line="300" w:lineRule="auto"/>
+        <w:jc w:val="left"/>
+      </w:pPr>
+      <w:r>
+        <w:rPr>
+          <w:rFonts w:ascii="Cambria" w:cs="Cambria" w:eastAsia="Cambria" w:hAnsi="Cambria"/>
+          <w:b w:val="false"/>
+          <w:bCs w:val="false"/>
+          <w:i w:val="false"/>
+          <w:iCs w:val="false"/>
+          <w:color w:val="2B2B33"/>
+          <w:sz w:val="23"/>
+          <w:szCs w:val="23"/>
+        </w:rPr>
         <w:t xml:space="preserve">E o final: "e não aquele".</w:t>
       </w:r>
       <w:r>
         <w:rPr>
           <w:rStyle w:val="FootnoteReference"/>
         </w:rPr>
-        <w:footnoteReference w:id="24"/>
+        <w:footnoteReference w:id="25"/>
       </w:r>
       <w:r>
         <w:rPr>
@@ -2731,7 +2769,7 @@
         <w:rPr>
           <w:rStyle w:val="FootnoteReference"/>
         </w:rPr>
-        <w:footnoteReference w:id="25"/>
+        <w:footnoteReference w:id="26"/>
       </w:r>
       <w:r>
         <w:rPr>
@@ -2820,7 +2858,7 @@
         <w:rPr>
           <w:rStyle w:val="FootnoteReference"/>
         </w:rPr>
-        <w:footnoteReference w:id="26"/>
+        <w:footnoteReference w:id="27"/>
       </w:r>
     </w:p>
     <w:p>
@@ -2845,7 +2883,7 @@
         <w:rPr>
           <w:rStyle w:val="FootnoteReference"/>
         </w:rPr>
-        <w:footnoteReference w:id="27"/>
+        <w:footnoteReference w:id="28"/>
       </w:r>
       <w:r>
         <w:rPr>
@@ -2883,7 +2921,7 @@
         <w:rPr>
           <w:rStyle w:val="FootnoteReference"/>
         </w:rPr>
-        <w:footnoteReference w:id="28"/>
+        <w:footnoteReference w:id="29"/>
       </w:r>
       <w:r>
         <w:rPr>
@@ -2953,7 +2991,7 @@
         <w:rPr>
           <w:rStyle w:val="FootnoteReference"/>
         </w:rPr>
-        <w:footnoteReference w:id="29"/>
+        <w:footnoteReference w:id="30"/>
       </w:r>
     </w:p>
     <w:p>
@@ -2997,7 +3035,7 @@
         <w:rPr>
           <w:rStyle w:val="FootnoteReference"/>
         </w:rPr>
-        <w:footnoteReference w:id="30"/>
+        <w:footnoteReference w:id="31"/>
       </w:r>
       <w:r>
         <w:rPr>
@@ -3227,7 +3265,7 @@
         <w:rPr>
           <w:rStyle w:val="FootnoteReference"/>
         </w:rPr>
-        <w:footnoteReference w:id="31"/>
+        <w:footnoteReference w:id="32"/>
       </w:r>
       <w:r>
         <w:rPr>
@@ -3303,7 +3341,7 @@
         <w:rPr>
           <w:rStyle w:val="FootnoteReference"/>
         </w:rPr>
-        <w:footnoteReference w:id="32"/>
+        <w:footnoteReference w:id="33"/>
       </w:r>
       <w:r>
         <w:rPr>
@@ -3411,7 +3449,7 @@
         <w:rPr>
           <w:rStyle w:val="FootnoteReference"/>
         </w:rPr>
-        <w:footnoteReference w:id="33"/>
+        <w:footnoteReference w:id="34"/>
       </w:r>
       <w:r>
         <w:rPr>
@@ -3673,7 +3711,7 @@
         <w:rPr>
           <w:rStyle w:val="FootnoteReference"/>
         </w:rPr>
-        <w:footnoteReference w:id="34"/>
+        <w:footnoteReference w:id="35"/>
       </w:r>
       <w:r>
         <w:rPr>
@@ -3763,7 +3801,7 @@
         <w:rPr>
           <w:rStyle w:val="FootnoteReference"/>
         </w:rPr>
-        <w:footnoteReference w:id="35"/>
+        <w:footnoteReference w:id="36"/>
       </w:r>
       <w:r>
         <w:rPr>
@@ -4007,7 +4045,7 @@
         <w:rPr>
           <w:rStyle w:val="FootnoteReference"/>
         </w:rPr>
-        <w:footnoteReference w:id="36"/>
+        <w:footnoteReference w:id="37"/>
       </w:r>
       <w:r>
         <w:rPr>
@@ -4109,7 +4147,7 @@
         <w:rPr>
           <w:rStyle w:val="FootnoteReference"/>
         </w:rPr>
-        <w:footnoteReference w:id="37"/>
+        <w:footnoteReference w:id="38"/>
       </w:r>
       <w:r>
         <w:rPr>
@@ -4351,7 +4389,7 @@
         <w:rPr>
           <w:rStyle w:val="FootnoteReference"/>
         </w:rPr>
-        <w:footnoteReference w:id="38"/>
+        <w:footnoteReference w:id="39"/>
       </w:r>
       <w:r>
         <w:rPr>
@@ -4389,7 +4427,7 @@
         <w:rPr>
           <w:rStyle w:val="FootnoteReference"/>
         </w:rPr>
-        <w:footnoteReference w:id="39"/>
+        <w:footnoteReference w:id="40"/>
       </w:r>
     </w:p>
     <w:p>
@@ -4799,7 +4837,7 @@
         <w:rPr>
           <w:rStyle w:val="FootnoteReference"/>
         </w:rPr>
-        <w:footnoteReference w:id="40"/>
+        <w:footnoteReference w:id="41"/>
       </w:r>
       <w:r>
         <w:rPr>
@@ -4919,7 +4957,7 @@
         <w:rPr>
           <w:rStyle w:val="FootnoteReference"/>
         </w:rPr>
-        <w:footnoteReference w:id="41"/>
+        <w:footnoteReference w:id="42"/>
       </w:r>
     </w:p>
     <w:p>
@@ -4944,7 +4982,7 @@
         <w:rPr>
           <w:rStyle w:val="FootnoteReference"/>
         </w:rPr>
-        <w:footnoteReference w:id="42"/>
+        <w:footnoteReference w:id="43"/>
       </w:r>
     </w:p>
     <w:p>
@@ -4969,7 +5007,7 @@
         <w:rPr>
           <w:rStyle w:val="FootnoteReference"/>
         </w:rPr>
-        <w:footnoteReference w:id="43"/>
+        <w:footnoteReference w:id="44"/>
       </w:r>
     </w:p>
     <w:p>
@@ -4994,7 +5032,7 @@
         <w:rPr>
           <w:rStyle w:val="FootnoteReference"/>
         </w:rPr>
-        <w:footnoteReference w:id="44"/>
+        <w:footnoteReference w:id="45"/>
       </w:r>
       <w:r>
         <w:rPr>
@@ -5126,7 +5164,7 @@
         <w:rPr>
           <w:rStyle w:val="FootnoteReference"/>
         </w:rPr>
-        <w:footnoteReference w:id="45"/>
+        <w:footnoteReference w:id="46"/>
       </w:r>
       <w:r>
         <w:rPr>
@@ -5140,6 +5178,25 @@
           <w:szCs w:val="23"/>
         </w:rPr>
         <w:t xml:space="preserve"> E mesmo esse exame não é a sua senha de entrada. O senso de pecado não dá direito a nada. O que dá direito é o sangue.</w:t>
+      </w:r>
+    </w:p>
+    <w:p>
+      <w:pPr>
+        <w:spacing w:after="150" w:before="0" w:line="300" w:lineRule="auto"/>
+        <w:jc w:val="left"/>
+      </w:pPr>
+      <w:r>
+        <w:rPr>
+          <w:rFonts w:ascii="Cambria" w:cs="Cambria" w:eastAsia="Cambria" w:hAnsi="Cambria"/>
+          <w:b w:val="false"/>
+          <w:bCs w:val="false"/>
+          <w:i w:val="false"/>
+          <w:iCs w:val="false"/>
+          <w:color w:val="2B2B33"/>
+          <w:sz w:val="23"/>
+          <w:szCs w:val="23"/>
+        </w:rPr>
+        <w:t xml:space="preserve">Lembra do disjuntor? Cada culto é Deus religando em nós o disjuntor do evangelho. A Palavra fez isso há pouco. Agora o pão e o cálice fazem de novo, por outro caminho: o que você ouviu, você vai ver, tocar e provar.</w:t>
       </w:r>
     </w:p>
     <w:p>
@@ -7613,20 +7670,124 @@
           <w:sz w:val="18"/>
           <w:szCs w:val="18"/>
         </w:rPr>
-        <w:t xml:space="preserve">par' ekeinon</w:t>
-      </w:r>
-      <w:r>
-        <w:rPr>
-          <w:rFonts w:ascii="Cambria" w:cs="Cambria" w:eastAsia="Cambria" w:hAnsi="Cambria"/>
-          <w:b w:val="false"/>
-          <w:bCs w:val="false"/>
-          <w:i w:val="false"/>
-          <w:iCs w:val="false"/>
-          <w:color w:val="2B2B33"/>
-          <w:sz w:val="18"/>
-          <w:szCs w:val="18"/>
-        </w:rPr>
-        <w:t xml:space="preserve"> (παρ᾽ ἐκεῖνον), v. 14 — "e não aquele". Alguns leem como comparativo ("mais justificado que aquele"), mas o sentido é de exclusão, como traduz a NAA: a justificação não admite graus.</w:t>
+        <w:t xml:space="preserve">dedikaiōmai</w:t>
+      </w:r>
+      <w:r>
+        <w:rPr>
+          <w:rFonts w:ascii="Cambria" w:cs="Cambria" w:eastAsia="Cambria" w:hAnsi="Cambria"/>
+          <w:b w:val="false"/>
+          <w:bCs w:val="false"/>
+          <w:i w:val="false"/>
+          <w:iCs w:val="false"/>
+          <w:color w:val="2B2B33"/>
+          <w:sz w:val="18"/>
+          <w:szCs w:val="18"/>
+        </w:rPr>
+        <w:t xml:space="preserve"> (δεδικαίωμαι), 1Co 4.4 — "me dou por justificado"; perfeito passivo de </w:t>
+      </w:r>
+      <w:r>
+        <w:rPr>
+          <w:rFonts w:ascii="Cambria" w:cs="Cambria" w:eastAsia="Cambria" w:hAnsi="Cambria"/>
+          <w:b w:val="false"/>
+          <w:bCs w:val="false"/>
+          <w:i/>
+          <w:iCs/>
+          <w:color w:val="2B2B33"/>
+          <w:sz w:val="18"/>
+          <w:szCs w:val="18"/>
+        </w:rPr>
+        <w:t xml:space="preserve">dikaioō</w:t>
+      </w:r>
+      <w:r>
+        <w:rPr>
+          <w:rFonts w:ascii="Cambria" w:cs="Cambria" w:eastAsia="Cambria" w:hAnsi="Cambria"/>
+          <w:b w:val="false"/>
+          <w:bCs w:val="false"/>
+          <w:i w:val="false"/>
+          <w:iCs w:val="false"/>
+          <w:color w:val="2B2B33"/>
+          <w:sz w:val="18"/>
+          <w:szCs w:val="18"/>
+        </w:rPr>
+        <w:t xml:space="preserve">, o mesmo verbo do </w:t>
+      </w:r>
+      <w:r>
+        <w:rPr>
+          <w:rFonts w:ascii="Cambria" w:cs="Cambria" w:eastAsia="Cambria" w:hAnsi="Cambria"/>
+          <w:b w:val="false"/>
+          <w:bCs w:val="false"/>
+          <w:i/>
+          <w:iCs/>
+          <w:color w:val="2B2B33"/>
+          <w:sz w:val="18"/>
+          <w:szCs w:val="18"/>
+        </w:rPr>
+        <w:t xml:space="preserve">dedikaiōmenos</w:t>
+      </w:r>
+      <w:r>
+        <w:rPr>
+          <w:rFonts w:ascii="Cambria" w:cs="Cambria" w:eastAsia="Cambria" w:hAnsi="Cambria"/>
+          <w:b w:val="false"/>
+          <w:bCs w:val="false"/>
+          <w:i w:val="false"/>
+          <w:iCs w:val="false"/>
+          <w:color w:val="2B2B33"/>
+          <w:sz w:val="18"/>
+          <w:szCs w:val="18"/>
+        </w:rPr>
+        <w:t xml:space="preserve"> de Lc 18.14. Paulo, de consciência limpa, não se declara justo: deixa o veredito ao Senhor. </w:t>
+      </w:r>
+      <w:r>
+        <w:rPr>
+          <w:rFonts w:ascii="Cambria" w:cs="Cambria" w:eastAsia="Cambria" w:hAnsi="Cambria"/>
+          <w:b/>
+          <w:bCs/>
+          <w:i w:val="false"/>
+          <w:iCs w:val="false"/>
+          <w:color w:val="252544"/>
+          <w:sz w:val="18"/>
+          <w:szCs w:val="18"/>
+        </w:rPr>
+        <w:t xml:space="preserve">Fonte</w:t>
+      </w:r>
+      <w:r>
+        <w:rPr>
+          <w:rFonts w:ascii="Cambria" w:cs="Cambria" w:eastAsia="Cambria" w:hAnsi="Cambria"/>
+          <w:b w:val="false"/>
+          <w:bCs w:val="false"/>
+          <w:i w:val="false"/>
+          <w:iCs w:val="false"/>
+          <w:color w:val="2B2B33"/>
+          <w:sz w:val="18"/>
+          <w:szCs w:val="18"/>
+        </w:rPr>
+        <w:t xml:space="preserve"> da aplicação (o "esquecimento de si"): KELLER, Timothy. </w:t>
+      </w:r>
+      <w:r>
+        <w:rPr>
+          <w:rFonts w:ascii="Cambria" w:cs="Cambria" w:eastAsia="Cambria" w:hAnsi="Cambria"/>
+          <w:b w:val="false"/>
+          <w:bCs w:val="false"/>
+          <w:i/>
+          <w:iCs/>
+          <w:color w:val="2B2B33"/>
+          <w:sz w:val="18"/>
+          <w:szCs w:val="18"/>
+        </w:rPr>
+        <w:t xml:space="preserve">Ego transformado</w:t>
+      </w:r>
+      <w:r>
+        <w:rPr>
+          <w:rFonts w:ascii="Cambria" w:cs="Cambria" w:eastAsia="Cambria" w:hAnsi="Cambria"/>
+          <w:b w:val="false"/>
+          <w:bCs w:val="false"/>
+          <w:i w:val="false"/>
+          <w:iCs w:val="false"/>
+          <w:color w:val="2B2B33"/>
+          <w:sz w:val="18"/>
+          <w:szCs w:val="18"/>
+        </w:rPr>
+        <w:t xml:space="preserve">. São Paulo: Vida Nova, 2014 [p. a conferir], uma exposição de 1Co 3.21–4.7.</w:t>
       </w:r>
     </w:p>
   </w:footnote>
@@ -7652,20 +7813,20 @@
           <w:sz w:val="18"/>
           <w:szCs w:val="18"/>
         </w:rPr>
-        <w:t xml:space="preserve">Fonte.</w:t>
-      </w:r>
-      <w:r>
-        <w:rPr>
-          <w:rFonts w:ascii="Cambria" w:cs="Cambria" w:eastAsia="Cambria" w:hAnsi="Cambria"/>
-          <w:b w:val="false"/>
-          <w:bCs w:val="false"/>
-          <w:i w:val="false"/>
-          <w:iCs w:val="false"/>
-          <w:color w:val="2B2B33"/>
-          <w:sz w:val="18"/>
-          <w:szCs w:val="18"/>
-        </w:rPr>
-        <w:t xml:space="preserve"> PASCAL, Blaise. </w:t>
+        <w:t xml:space="preserve">Grego.</w:t>
+      </w:r>
+      <w:r>
+        <w:rPr>
+          <w:rFonts w:ascii="Cambria" w:cs="Cambria" w:eastAsia="Cambria" w:hAnsi="Cambria"/>
+          <w:b w:val="false"/>
+          <w:bCs w:val="false"/>
+          <w:i w:val="false"/>
+          <w:iCs w:val="false"/>
+          <w:color w:val="2B2B33"/>
+          <w:sz w:val="18"/>
+          <w:szCs w:val="18"/>
+        </w:rPr>
+        <w:t xml:space="preserve"> </w:t>
       </w:r>
       <w:r>
         <w:rPr>
@@ -7678,20 +7839,20 @@
           <w:sz w:val="18"/>
           <w:szCs w:val="18"/>
         </w:rPr>
-        <w:t xml:space="preserve">Pensamentos</w:t>
-      </w:r>
-      <w:r>
-        <w:rPr>
-          <w:rFonts w:ascii="Cambria" w:cs="Cambria" w:eastAsia="Cambria" w:hAnsi="Cambria"/>
-          <w:b w:val="false"/>
-          <w:bCs w:val="false"/>
-          <w:i w:val="false"/>
-          <w:iCs w:val="false"/>
-          <w:color w:val="2B2B33"/>
-          <w:sz w:val="18"/>
-          <w:szCs w:val="18"/>
-        </w:rPr>
-        <w:t xml:space="preserve">, fr. 533 (numeração de Brunschvicg) [edição em português e numeração de Lafuma a conferir]. Tradução livre do original: "Il n'y a que deux sortes d'hommes : les uns justes, qui se croient pécheurs ; les autres pécheurs, qui se croient justes" (Banco de Citações, CT-184).</w:t>
+        <w:t xml:space="preserve">par' ekeinon</w:t>
+      </w:r>
+      <w:r>
+        <w:rPr>
+          <w:rFonts w:ascii="Cambria" w:cs="Cambria" w:eastAsia="Cambria" w:hAnsi="Cambria"/>
+          <w:b w:val="false"/>
+          <w:bCs w:val="false"/>
+          <w:i w:val="false"/>
+          <w:iCs w:val="false"/>
+          <w:color w:val="2B2B33"/>
+          <w:sz w:val="18"/>
+          <w:szCs w:val="18"/>
+        </w:rPr>
+        <w:t xml:space="preserve"> (παρ᾽ ἐκεῖνον), v. 14 — "e não aquele". Alguns leem como comparativo ("mais justificado que aquele"), mas o sentido é de exclusão, como traduz a NAA: a justificação não admite graus.</w:t>
       </w:r>
     </w:p>
   </w:footnote>
@@ -7717,20 +7878,46 @@
           <w:sz w:val="18"/>
           <w:szCs w:val="18"/>
         </w:rPr>
-        <w:t xml:space="preserve">Aprofundamento.</w:t>
-      </w:r>
-      <w:r>
-        <w:rPr>
-          <w:rFonts w:ascii="Cambria" w:cs="Cambria" w:eastAsia="Cambria" w:hAnsi="Cambria"/>
-          <w:b w:val="false"/>
-          <w:bCs w:val="false"/>
-          <w:i w:val="false"/>
-          <w:iCs w:val="false"/>
-          <w:color w:val="2B2B33"/>
-          <w:sz w:val="18"/>
-          <w:szCs w:val="18"/>
-        </w:rPr>
-        <w:t xml:space="preserve"> A Lei sempre teve os dois lados. O Catecismo Maior de Westminster ensina que, "onde um pecado é proibido, o dever contrário é ordenado" (perg. 99, regra 4); e o Breve Catecismo define pecado como "qualquer falta de conformidade com a lei de Deus, ou qualquer transgressão desta lei" (perg. 14) [conferir a redação na edição usada]. O fariseu só conta as transgressões; a "falta de conformidade", o amor que não deu, não entra na conta dele (cf. Tg 4.17).</w:t>
+        <w:t xml:space="preserve">Fonte.</w:t>
+      </w:r>
+      <w:r>
+        <w:rPr>
+          <w:rFonts w:ascii="Cambria" w:cs="Cambria" w:eastAsia="Cambria" w:hAnsi="Cambria"/>
+          <w:b w:val="false"/>
+          <w:bCs w:val="false"/>
+          <w:i w:val="false"/>
+          <w:iCs w:val="false"/>
+          <w:color w:val="2B2B33"/>
+          <w:sz w:val="18"/>
+          <w:szCs w:val="18"/>
+        </w:rPr>
+        <w:t xml:space="preserve"> PASCAL, Blaise. </w:t>
+      </w:r>
+      <w:r>
+        <w:rPr>
+          <w:rFonts w:ascii="Cambria" w:cs="Cambria" w:eastAsia="Cambria" w:hAnsi="Cambria"/>
+          <w:b w:val="false"/>
+          <w:bCs w:val="false"/>
+          <w:i/>
+          <w:iCs/>
+          <w:color w:val="2B2B33"/>
+          <w:sz w:val="18"/>
+          <w:szCs w:val="18"/>
+        </w:rPr>
+        <w:t xml:space="preserve">Pensamentos</w:t>
+      </w:r>
+      <w:r>
+        <w:rPr>
+          <w:rFonts w:ascii="Cambria" w:cs="Cambria" w:eastAsia="Cambria" w:hAnsi="Cambria"/>
+          <w:b w:val="false"/>
+          <w:bCs w:val="false"/>
+          <w:i w:val="false"/>
+          <w:iCs w:val="false"/>
+          <w:color w:val="2B2B33"/>
+          <w:sz w:val="18"/>
+          <w:szCs w:val="18"/>
+        </w:rPr>
+        <w:t xml:space="preserve">, fr. 533 (numeração de Brunschvicg) [edição em português e numeração de Lafuma a conferir]. Tradução livre do original: "Il n'y a que deux sortes d'hommes : les uns justes, qui se croient pécheurs ; les autres pécheurs, qui se croient justes" (Banco de Citações, CT-184).</w:t>
       </w:r>
     </w:p>
   </w:footnote>
@@ -7756,6 +7943,45 @@
           <w:sz w:val="18"/>
           <w:szCs w:val="18"/>
         </w:rPr>
+        <w:t xml:space="preserve">Aprofundamento.</w:t>
+      </w:r>
+      <w:r>
+        <w:rPr>
+          <w:rFonts w:ascii="Cambria" w:cs="Cambria" w:eastAsia="Cambria" w:hAnsi="Cambria"/>
+          <w:b w:val="false"/>
+          <w:bCs w:val="false"/>
+          <w:i w:val="false"/>
+          <w:iCs w:val="false"/>
+          <w:color w:val="2B2B33"/>
+          <w:sz w:val="18"/>
+          <w:szCs w:val="18"/>
+        </w:rPr>
+        <w:t xml:space="preserve"> A Lei sempre teve os dois lados. O Catecismo Maior de Westminster ensina que, "onde um pecado é proibido, o dever contrário é ordenado" (perg. 99, regra 4); e o Breve Catecismo define pecado como "qualquer falta de conformidade com a lei de Deus, ou qualquer transgressão desta lei" (perg. 14) [conferir a redação na edição usada]. O fariseu só conta as transgressões; a "falta de conformidade", o amor que não deu, não entra na conta dele (cf. Tg 4.17).</w:t>
+      </w:r>
+    </w:p>
+  </w:footnote>
+  <w:footnote w:id="28">
+    <w:p>
+      <w:pPr>
+        <w:spacing w:after="40" w:line="240" w:lineRule="auto"/>
+      </w:pPr>
+      <w:r>
+        <w:rPr>
+          <w:rStyle w:val="FootnoteReference"/>
+        </w:rPr>
+        <w:footnoteRef/>
+      </w:r>
+      <w:r>
+        <w:rPr>
+          <w:rFonts w:ascii="Cambria" w:cs="Cambria" w:eastAsia="Cambria" w:hAnsi="Cambria"/>
+          <w:b/>
+          <w:bCs/>
+          <w:i w:val="false"/>
+          <w:iCs w:val="false"/>
+          <w:color w:val="252544"/>
+          <w:sz w:val="18"/>
+          <w:szCs w:val="18"/>
+        </w:rPr>
         <w:t xml:space="preserve">Fonte.</w:t>
       </w:r>
       <w:r>
@@ -7799,7 +8025,7 @@
       </w:r>
     </w:p>
   </w:footnote>
-  <w:footnote w:id="28">
+  <w:footnote w:id="29">
     <w:p>
       <w:pPr>
         <w:spacing w:after="40" w:line="240" w:lineRule="auto"/>
@@ -7835,45 +8061,6 @@
           <w:szCs w:val="18"/>
         </w:rPr>
         <w:t xml:space="preserve"> A imagem do diploma vem das aulas do Rev. Franklin Ferreira (comunicação oral), usada pelo Allan no sermão de jan. 2022.</w:t>
-      </w:r>
-    </w:p>
-  </w:footnote>
-  <w:footnote w:id="29">
-    <w:p>
-      <w:pPr>
-        <w:spacing w:after="40" w:line="240" w:lineRule="auto"/>
-      </w:pPr>
-      <w:r>
-        <w:rPr>
-          <w:rStyle w:val="FootnoteReference"/>
-        </w:rPr>
-        <w:footnoteRef/>
-      </w:r>
-      <w:r>
-        <w:rPr>
-          <w:rFonts w:ascii="Cambria" w:cs="Cambria" w:eastAsia="Cambria" w:hAnsi="Cambria"/>
-          <w:b/>
-          <w:bCs/>
-          <w:i w:val="false"/>
-          <w:iCs w:val="false"/>
-          <w:color w:val="252544"/>
-          <w:sz w:val="18"/>
-          <w:szCs w:val="18"/>
-        </w:rPr>
-        <w:t xml:space="preserve">Aprofundamento.</w:t>
-      </w:r>
-      <w:r>
-        <w:rPr>
-          <w:rFonts w:ascii="Cambria" w:cs="Cambria" w:eastAsia="Cambria" w:hAnsi="Cambria"/>
-          <w:b w:val="false"/>
-          <w:bCs w:val="false"/>
-          <w:i w:val="false"/>
-          <w:iCs w:val="false"/>
-          <w:color w:val="2B2B33"/>
-          <w:sz w:val="18"/>
-          <w:szCs w:val="18"/>
-        </w:rPr>
-        <w:t xml:space="preserve"> A tensão é bíblica: Deus não justifica o ímpio (Êx 23.7; Pv 17.15), e, no entanto, Paulo chama Deus de "aquele que justifica o ímpio" (Rm 4.5). A resposta é a propiciação: Deus é "justo e o justificador" porque o castigo foi aplicado ao substituto (Rm 3.25-26).</w:t>
       </w:r>
     </w:p>
   </w:footnote>
@@ -7899,6 +8086,45 @@
           <w:sz w:val="18"/>
           <w:szCs w:val="18"/>
         </w:rPr>
+        <w:t xml:space="preserve">Aprofundamento.</w:t>
+      </w:r>
+      <w:r>
+        <w:rPr>
+          <w:rFonts w:ascii="Cambria" w:cs="Cambria" w:eastAsia="Cambria" w:hAnsi="Cambria"/>
+          <w:b w:val="false"/>
+          <w:bCs w:val="false"/>
+          <w:i w:val="false"/>
+          <w:iCs w:val="false"/>
+          <w:color w:val="2B2B33"/>
+          <w:sz w:val="18"/>
+          <w:szCs w:val="18"/>
+        </w:rPr>
+        <w:t xml:space="preserve"> A tensão é bíblica: Deus não justifica o ímpio (Êx 23.7; Pv 17.15), e, no entanto, Paulo chama Deus de "aquele que justifica o ímpio" (Rm 4.5). A resposta é a propiciação: Deus é "justo e o justificador" porque o castigo foi aplicado ao substituto (Rm 3.25-26).</w:t>
+      </w:r>
+    </w:p>
+  </w:footnote>
+  <w:footnote w:id="31">
+    <w:p>
+      <w:pPr>
+        <w:spacing w:after="40" w:line="240" w:lineRule="auto"/>
+      </w:pPr>
+      <w:r>
+        <w:rPr>
+          <w:rStyle w:val="FootnoteReference"/>
+        </w:rPr>
+        <w:footnoteRef/>
+      </w:r>
+      <w:r>
+        <w:rPr>
+          <w:rFonts w:ascii="Cambria" w:cs="Cambria" w:eastAsia="Cambria" w:hAnsi="Cambria"/>
+          <w:b/>
+          <w:bCs/>
+          <w:i w:val="false"/>
+          <w:iCs w:val="false"/>
+          <w:color w:val="252544"/>
+          <w:sz w:val="18"/>
+          <w:szCs w:val="18"/>
+        </w:rPr>
         <w:t xml:space="preserve">Grego.</w:t>
       </w:r>
       <w:r>
@@ -7994,7 +8220,7 @@
       </w:r>
     </w:p>
   </w:footnote>
-  <w:footnote w:id="31">
+  <w:footnote w:id="32">
     <w:p>
       <w:pPr>
         <w:spacing w:after="40" w:line="240" w:lineRule="auto"/>
@@ -8059,7 +8285,7 @@
       </w:r>
     </w:p>
   </w:footnote>
-  <w:footnote w:id="32">
+  <w:footnote w:id="33">
     <w:p>
       <w:pPr>
         <w:spacing w:after="40" w:line="240" w:lineRule="auto"/>
@@ -8124,7 +8350,7 @@
       </w:r>
     </w:p>
   </w:footnote>
-  <w:footnote w:id="33">
+  <w:footnote w:id="34">
     <w:p>
       <w:pPr>
         <w:spacing w:after="40" w:line="240" w:lineRule="auto"/>
@@ -8215,7 +8441,7 @@
       </w:r>
     </w:p>
   </w:footnote>
-  <w:footnote w:id="34">
+  <w:footnote w:id="35">
     <w:p>
       <w:pPr>
         <w:spacing w:after="40" w:line="240" w:lineRule="auto"/>
@@ -8280,7 +8506,7 @@
       </w:r>
     </w:p>
   </w:footnote>
-  <w:footnote w:id="35">
+  <w:footnote w:id="36">
     <w:p>
       <w:pPr>
         <w:spacing w:after="40" w:line="240" w:lineRule="auto"/>
@@ -8345,7 +8571,7 @@
       </w:r>
     </w:p>
   </w:footnote>
-  <w:footnote w:id="36">
+  <w:footnote w:id="37">
     <w:p>
       <w:pPr>
         <w:spacing w:after="40" w:line="240" w:lineRule="auto"/>
@@ -8410,7 +8636,7 @@
       </w:r>
     </w:p>
   </w:footnote>
-  <w:footnote w:id="37">
+  <w:footnote w:id="38">
     <w:p>
       <w:pPr>
         <w:spacing w:after="40" w:line="240" w:lineRule="auto"/>
@@ -8475,7 +8701,7 @@
       </w:r>
     </w:p>
   </w:footnote>
-  <w:footnote w:id="38">
+  <w:footnote w:id="39">
     <w:p>
       <w:pPr>
         <w:spacing w:after="40" w:line="240" w:lineRule="auto"/>
@@ -8514,7 +8740,7 @@
       </w:r>
     </w:p>
   </w:footnote>
-  <w:footnote w:id="39">
+  <w:footnote w:id="40">
     <w:p>
       <w:pPr>
         <w:spacing w:after="40" w:line="240" w:lineRule="auto"/>
@@ -8579,7 +8805,7 @@
       </w:r>
     </w:p>
   </w:footnote>
-  <w:footnote w:id="40">
+  <w:footnote w:id="41">
     <w:p>
       <w:pPr>
         <w:spacing w:after="40" w:line="240" w:lineRule="auto"/>
@@ -8644,7 +8870,7 @@
       </w:r>
     </w:p>
   </w:footnote>
-  <w:footnote w:id="41">
+  <w:footnote w:id="42">
     <w:p>
       <w:pPr>
         <w:spacing w:after="40" w:line="240" w:lineRule="auto"/>
@@ -8709,7 +8935,7 @@
       </w:r>
     </w:p>
   </w:footnote>
-  <w:footnote w:id="42">
+  <w:footnote w:id="43">
     <w:p>
       <w:pPr>
         <w:spacing w:after="40" w:line="240" w:lineRule="auto"/>
@@ -8774,7 +9000,7 @@
       </w:r>
     </w:p>
   </w:footnote>
-  <w:footnote w:id="43">
+  <w:footnote w:id="44">
     <w:p>
       <w:pPr>
         <w:spacing w:after="40" w:line="240" w:lineRule="auto"/>
@@ -8839,7 +9065,7 @@
       </w:r>
     </w:p>
   </w:footnote>
-  <w:footnote w:id="44">
+  <w:footnote w:id="45">
     <w:p>
       <w:pPr>
         <w:spacing w:after="40" w:line="240" w:lineRule="auto"/>
@@ -8904,7 +9130,7 @@
       </w:r>
     </w:p>
   </w:footnote>
-  <w:footnote w:id="45">
+  <w:footnote w:id="46">
     <w:p>
       <w:pPr>
         <w:spacing w:after="40" w:line="240" w:lineRule="auto"/>
